--- a/Graduate-Paper/Proposal/主要研究内容-1.docx
+++ b/Graduate-Paper/Proposal/主要研究内容-1.docx
@@ -146,8 +146,383 @@
       </w:r>
     </w:p>
     <w:p>
+      <w:pPr>
+        <w:rPr>
+          <w:rFonts w:hint="eastAsia"/>
+          <w:lang w:eastAsia="zh-CN"/>
+        </w:rPr>
+      </w:pPr>
+      <w:r>
+        <w:rPr>
+          <w:rFonts w:hint="eastAsia"/>
+          <w:lang w:eastAsia="zh-CN"/>
+        </w:rPr>
+        <w:t>、</w:t>
+      </w:r>
+    </w:p>
+    <w:p>
+      <w:pPr>
+        <w:rPr>
+          <w:rFonts w:hint="eastAsia"/>
+          <w:lang w:eastAsia="zh-CN"/>
+        </w:rPr>
+      </w:pPr>
+    </w:p>
+    <w:p>
+      <w:pPr>
+        <w:rPr>
+          <w:rFonts w:hint="eastAsia"/>
+          <w:lang w:eastAsia="zh-CN"/>
+        </w:rPr>
+      </w:pPr>
+    </w:p>
+    <w:p>
+      <w:pPr>
+        <w:rPr>
+          <w:rFonts w:hint="eastAsia"/>
+          <w:lang w:eastAsia="zh-CN"/>
+        </w:rPr>
+      </w:pPr>
       <w:bookmarkStart w:id="0" w:name="_GoBack"/>
       <w:bookmarkEnd w:id="0"/>
+    </w:p>
+    <w:p>
+      <w:pPr>
+        <w:rPr>
+          <w:rFonts w:hint="eastAsia"/>
+          <w:lang w:eastAsia="zh-CN"/>
+        </w:rPr>
+      </w:pPr>
+    </w:p>
+    <w:p>
+      <w:pPr>
+        <w:rPr>
+          <w:rFonts w:hint="eastAsia"/>
+          <w:lang w:eastAsia="zh-CN"/>
+        </w:rPr>
+      </w:pPr>
+    </w:p>
+    <w:p>
+      <w:pPr>
+        <w:rPr>
+          <w:rFonts w:hint="eastAsia"/>
+          <w:lang w:eastAsia="zh-CN"/>
+        </w:rPr>
+      </w:pPr>
+    </w:p>
+    <w:p>
+      <w:pPr>
+        <w:rPr>
+          <w:rFonts w:hint="eastAsia"/>
+          <w:lang w:eastAsia="zh-CN"/>
+        </w:rPr>
+      </w:pPr>
+    </w:p>
+    <w:p>
+      <w:pPr>
+        <w:spacing w:line="360" w:lineRule="auto"/>
+        <w:ind w:firstLine="420"/>
+        <w:rPr>
+          <w:sz w:val="24"/>
+        </w:rPr>
+      </w:pPr>
+      <w:r>
+        <w:rPr>
+          <w:rFonts w:hint="eastAsia"/>
+          <w:sz w:val="24"/>
+        </w:rPr>
+        <w:t>尽管目前许多工作提出新型授权框架或者授权协议，但这些工作主要集中在</w:t>
+      </w:r>
+      <w:r>
+        <w:rPr>
+          <w:rFonts w:hint="eastAsia"/>
+          <w:sz w:val="24"/>
+          <w:lang w:val="en-US" w:eastAsia="zh-CN"/>
+        </w:rPr>
+        <w:t>智能体间委托授权以及实时授权评估，</w:t>
+      </w:r>
+      <w:r>
+        <w:rPr>
+          <w:rFonts w:hint="eastAsia"/>
+          <w:sz w:val="24"/>
+        </w:rPr>
+        <w:t>并未注意到目前智能体任务的复杂性、不能适配新型智能体任务执行的自主性。首先，</w:t>
+      </w:r>
+      <w:r>
+        <w:rPr>
+          <w:rFonts w:hint="eastAsia"/>
+          <w:sz w:val="24"/>
+          <w:lang w:val="en-US" w:eastAsia="zh-CN"/>
+        </w:rPr>
+        <w:t>由于智能体执行任务的自主性，给系统带来了更大的攻击面，进一步给系统带来了更精细的授权需求</w:t>
+      </w:r>
+      <w:r>
+        <w:rPr>
+          <w:rFonts w:hint="eastAsia"/>
+          <w:sz w:val="24"/>
+        </w:rPr>
+        <w:t>。</w:t>
+      </w:r>
+      <w:r>
+        <w:rPr>
+          <w:rFonts w:hint="eastAsia"/>
+          <w:sz w:val="24"/>
+          <w:lang w:val="en-US" w:eastAsia="zh-CN"/>
+        </w:rPr>
+        <w:t>而</w:t>
+      </w:r>
+      <w:r>
+        <w:rPr>
+          <w:rFonts w:hint="eastAsia"/>
+          <w:sz w:val="24"/>
+        </w:rPr>
+        <w:t>目前智能体的授权模式是对智能体的宽泛授权，而不是对智能体的精确授权，导致具有强自主性的智能体</w:t>
+      </w:r>
+      <w:r>
+        <w:rPr>
+          <w:rFonts w:hint="eastAsia"/>
+          <w:sz w:val="24"/>
+          <w:lang w:val="en-US" w:eastAsia="zh-CN"/>
+        </w:rPr>
+        <w:t>可能</w:t>
+      </w:r>
+      <w:r>
+        <w:rPr>
+          <w:rFonts w:hint="eastAsia"/>
+          <w:sz w:val="24"/>
+        </w:rPr>
+        <w:t>利用宽泛权限任意执行</w:t>
+      </w:r>
+      <w:r>
+        <w:rPr>
+          <w:rFonts w:hint="eastAsia"/>
+          <w:sz w:val="24"/>
+          <w:lang w:val="en-US" w:eastAsia="zh-CN"/>
+        </w:rPr>
+        <w:t>恶意</w:t>
+      </w:r>
+      <w:r>
+        <w:rPr>
+          <w:rFonts w:hint="eastAsia"/>
+          <w:sz w:val="24"/>
+        </w:rPr>
+        <w:t>操作，因此需要精确界定权限边界实现对智能体的紧授权。例如用户给智能体分配一个发通知邮件给某几个邮箱的任务时，目前的授权模式是给用户授予一个宽泛的发邮件的权限，而用户仅希望授予智能体一个精确的发邮件给对应邮箱地址的权限，因此需要将智能体获得的发邮件权限精确到发邮件给确定用户；其次，有序多任务执行环境下，目前智能体同时授权</w:t>
+      </w:r>
+      <w:r>
+        <w:rPr>
+          <w:rFonts w:hint="eastAsia"/>
+          <w:sz w:val="24"/>
+          <w:lang w:val="en-US" w:eastAsia="zh-CN"/>
+        </w:rPr>
+        <w:t>多个</w:t>
+      </w:r>
+      <w:r>
+        <w:rPr>
+          <w:rFonts w:hint="eastAsia"/>
+          <w:sz w:val="24"/>
+        </w:rPr>
+        <w:t>相应任务执行权限，导致具有强自主性的智能体实施序列混乱、步骤跳跃等攻击，因此需要精确定义序列任务中权限生效依赖关系，确保前置任务完成与后置任务授权生效的原子性。</w:t>
+      </w:r>
+      <w:r>
+        <w:rPr>
+          <w:rFonts w:hint="eastAsia"/>
+          <w:sz w:val="24"/>
+          <w:lang w:val="en-US" w:eastAsia="zh-CN"/>
+        </w:rPr>
+        <w:t>例如用户给智能体分配一个迁移数据库的任务，那这要求智能体按照这样的顺序严格执行：备份当前库、执行迁移脚本、验证数据一致性、回滚预案测试、切换读写流量。顺序有误将可能导致严重的后果，倘若先执行迁移脚本，再备份当前库，则若迁移脚本后执行测试有无，将导致全库丢失，因此需要对每个任务的授权都需要保证前阶段任务完成</w:t>
+      </w:r>
+      <w:r>
+        <w:rPr>
+          <w:rFonts w:hint="eastAsia"/>
+          <w:sz w:val="24"/>
+        </w:rPr>
+        <w:t>；最后，</w:t>
+      </w:r>
+      <w:r>
+        <w:rPr>
+          <w:rFonts w:hint="eastAsia"/>
+          <w:sz w:val="24"/>
+          <w:lang w:val="en-US" w:eastAsia="zh-CN"/>
+        </w:rPr>
+        <w:t>目前还缺乏对针对上述新型授权需求的授权协议的应用实现，实现单任务中精确授权，有序多任务中顺序授权。</w:t>
+      </w:r>
+    </w:p>
+    <w:p>
+      <w:pPr>
+        <w:spacing w:line="360" w:lineRule="auto"/>
+        <w:ind w:firstLine="420"/>
+        <w:rPr>
+          <w:sz w:val="24"/>
+        </w:rPr>
+      </w:pPr>
+      <w:r>
+        <w:rPr>
+          <w:rFonts w:hint="eastAsia"/>
+          <w:sz w:val="24"/>
+        </w:rPr>
+        <w:t>基于以上关键科学问题，本研究致力于提出一种面向复杂任务的智能体授权协议，以适配智能体复杂任务的新型授权需求，我们主要研究以下几点内容：</w:t>
+      </w:r>
+    </w:p>
+    <w:p>
+      <w:pPr>
+        <w:numPr>
+          <w:ilvl w:val="0"/>
+          <w:numId w:val="2"/>
+        </w:numPr>
+        <w:spacing w:line="360" w:lineRule="auto"/>
+        <w:ind w:left="420" w:leftChars="0"/>
+        <w:rPr>
+          <w:sz w:val="24"/>
+        </w:rPr>
+      </w:pPr>
+      <w:r>
+        <w:rPr>
+          <w:rFonts w:hint="eastAsia"/>
+          <w:sz w:val="24"/>
+        </w:rPr>
+        <w:t>基于单任务内精确授权的智能体授权协议研究</w:t>
+      </w:r>
+    </w:p>
+    <w:p>
+      <w:pPr>
+        <w:numPr>
+          <w:ilvl w:val="0"/>
+          <w:numId w:val="0"/>
+        </w:numPr>
+        <w:spacing w:line="360" w:lineRule="auto"/>
+        <w:ind w:left="420" w:leftChars="0" w:firstLine="420" w:firstLineChars="0"/>
+        <w:rPr>
+          <w:sz w:val="24"/>
+        </w:rPr>
+      </w:pPr>
+      <w:r>
+        <w:rPr>
+          <w:rFonts w:hint="eastAsia"/>
+          <w:sz w:val="24"/>
+          <w:lang w:val="en-US" w:eastAsia="zh-CN"/>
+        </w:rPr>
+        <w:t>对于有精确授权需求的单个任务，设计授权参数先至的授权协议流程，实现对智能体操作授权参数的精确绑定。设计授权参数验证机制，保证对智能体操作的紧授权。</w:t>
+      </w:r>
+    </w:p>
+    <w:p>
+      <w:pPr>
+        <w:numPr>
+          <w:ilvl w:val="0"/>
+          <w:numId w:val="2"/>
+        </w:numPr>
+        <w:spacing w:line="360" w:lineRule="auto"/>
+        <w:ind w:left="420" w:leftChars="0"/>
+        <w:rPr>
+          <w:sz w:val="24"/>
+        </w:rPr>
+      </w:pPr>
+      <w:r>
+        <w:rPr>
+          <w:rFonts w:hint="eastAsia"/>
+          <w:sz w:val="24"/>
+        </w:rPr>
+        <w:t>基于多任务间顺序授权的智能体授权协议研究</w:t>
+      </w:r>
+    </w:p>
+    <w:p>
+      <w:pPr>
+        <w:spacing w:line="360" w:lineRule="auto"/>
+        <w:ind w:left="420" w:leftChars="0" w:firstLine="420"/>
+        <w:rPr>
+          <w:sz w:val="24"/>
+        </w:rPr>
+      </w:pPr>
+      <w:r>
+        <w:rPr>
+          <w:rFonts w:hint="eastAsia"/>
+          <w:sz w:val="24"/>
+        </w:rPr>
+        <w:t>对于有序的多个任务，设计任务的权限序列拆分机制，接着将多任务序列执行条件归约至条件密码原语，实现前置任务完成与后置任务权限凭证的抽取性绑定；设计原子授权触发机制，保证前置任务完成</w:t>
+      </w:r>
+      <w:r>
+        <w:rPr>
+          <w:rFonts w:hint="eastAsia"/>
+          <w:sz w:val="24"/>
+          <w:lang w:eastAsia="zh-CN"/>
+        </w:rPr>
+        <w:t>、</w:t>
+      </w:r>
+      <w:r>
+        <w:rPr>
+          <w:rFonts w:hint="eastAsia"/>
+          <w:sz w:val="24"/>
+        </w:rPr>
+        <w:t>后置任务授权获取</w:t>
+      </w:r>
+      <w:r>
+        <w:rPr>
+          <w:rFonts w:hint="eastAsia"/>
+          <w:sz w:val="24"/>
+          <w:lang w:val="en-US" w:eastAsia="zh-CN"/>
+        </w:rPr>
+        <w:t>以及前置任务授权释放</w:t>
+      </w:r>
+      <w:r>
+        <w:rPr>
+          <w:rFonts w:hint="eastAsia"/>
+          <w:sz w:val="24"/>
+        </w:rPr>
+        <w:t>的原子性。</w:t>
+      </w:r>
+    </w:p>
+    <w:p>
+      <w:pPr>
+        <w:numPr>
+          <w:ilvl w:val="0"/>
+          <w:numId w:val="2"/>
+        </w:numPr>
+        <w:spacing w:line="360" w:lineRule="auto"/>
+        <w:ind w:left="420" w:leftChars="0" w:firstLine="0" w:firstLineChars="0"/>
+        <w:rPr>
+          <w:rFonts w:hint="default" w:eastAsia="宋体"/>
+          <w:sz w:val="24"/>
+          <w:lang w:val="en-US" w:eastAsia="zh-CN"/>
+        </w:rPr>
+      </w:pPr>
+      <w:r>
+        <w:rPr>
+          <w:rFonts w:hint="eastAsia"/>
+          <w:sz w:val="24"/>
+          <w:lang w:val="en-US" w:eastAsia="zh-CN"/>
+        </w:rPr>
+        <w:t>基于新型授权需求的智能体授权协议应用实现</w:t>
+      </w:r>
+    </w:p>
+    <w:p>
+      <w:pPr>
+        <w:numPr>
+          <w:ilvl w:val="0"/>
+          <w:numId w:val="0"/>
+        </w:numPr>
+        <w:spacing w:line="360" w:lineRule="auto"/>
+        <w:ind w:left="420" w:leftChars="0" w:firstLine="420" w:firstLineChars="0"/>
+        <w:rPr>
+          <w:rFonts w:hint="eastAsia"/>
+          <w:sz w:val="24"/>
+          <w:lang w:val="en-US" w:eastAsia="zh-CN"/>
+        </w:rPr>
+      </w:pPr>
+      <w:r>
+        <w:rPr>
+          <w:rFonts w:hint="eastAsia"/>
+          <w:sz w:val="24"/>
+          <w:lang w:val="en-US" w:eastAsia="zh-CN"/>
+        </w:rPr>
+        <w:t>搭建多个典型授权场景的智能体，实现1、2中授权协议，基于AgentDojo基准测试集测试其安全性，测试协议开销，并与传统授权协议开销对比。</w:t>
+      </w:r>
+    </w:p>
+    <w:p>
+      <w:pPr>
+        <w:rPr>
+          <w:rFonts w:hint="eastAsia"/>
+          <w:lang w:eastAsia="zh-CN"/>
+        </w:rPr>
+      </w:pPr>
     </w:p>
     <w:sectPr>
       <w:pgSz w:w="11906" w:h="16838"/>
@@ -173,8 +548,26 @@
       <w:lvlJc w:val="left"/>
     </w:lvl>
   </w:abstractNum>
+  <w:abstractNum w:abstractNumId="1">
+    <w:nsid w:val="74061428"/>
+    <w:multiLevelType w:val="singleLevel"/>
+    <w:tmpl w:val="74061428"/>
+    <w:lvl w:ilvl="0" w:tentative="0">
+      <w:start w:val="1"/>
+      <w:numFmt w:val="decimal"/>
+      <w:suff w:val="space"/>
+      <w:lvlText w:val="%1."/>
+      <w:lvlJc w:val="left"/>
+      <w:pPr>
+        <w:ind w:left="420"/>
+      </w:pPr>
+    </w:lvl>
+  </w:abstractNum>
   <w:num w:numId="1">
     <w:abstractNumId w:val="0"/>
+  </w:num>
+  <w:num w:numId="2">
+    <w:abstractNumId w:val="1"/>
   </w:num>
 </w:numbering>
 </file>
@@ -255,7 +648,7 @@
     <w:lsdException w:qFormat="1" w:unhideWhenUsed="0" w:uiPriority="0" w:semiHidden="0" w:name="Title"/>
     <w:lsdException w:unhideWhenUsed="0" w:uiPriority="0" w:semiHidden="0" w:name="Closing"/>
     <w:lsdException w:unhideWhenUsed="0" w:uiPriority="0" w:semiHidden="0" w:name="Signature"/>
-    <w:lsdException w:unhideWhenUsed="0" w:uiPriority="0" w:name="Default Paragraph Font"/>
+    <w:lsdException w:qFormat="1" w:unhideWhenUsed="0" w:uiPriority="0" w:name="Default Paragraph Font"/>
     <w:lsdException w:unhideWhenUsed="0" w:uiPriority="0" w:semiHidden="0" w:name="Body Text"/>
     <w:lsdException w:unhideWhenUsed="0" w:uiPriority="0" w:semiHidden="0" w:name="Body Text Indent"/>
     <w:lsdException w:unhideWhenUsed="0" w:uiPriority="0" w:semiHidden="0" w:name="List Continue"/>
@@ -293,7 +686,7 @@
     <w:lsdException w:unhideWhenUsed="0" w:uiPriority="0" w:semiHidden="0" w:name="HTML Sample"/>
     <w:lsdException w:unhideWhenUsed="0" w:uiPriority="0" w:semiHidden="0" w:name="HTML Typewriter"/>
     <w:lsdException w:unhideWhenUsed="0" w:uiPriority="0" w:semiHidden="0" w:name="HTML Variable"/>
-    <w:lsdException w:unhideWhenUsed="0" w:uiPriority="0" w:name="Normal Table"/>
+    <w:lsdException w:qFormat="1" w:unhideWhenUsed="0" w:uiPriority="0" w:name="Normal Table"/>
     <w:lsdException w:unhideWhenUsed="0" w:uiPriority="0" w:semiHidden="0" w:name="annotation subject"/>
     <w:lsdException w:unhideWhenUsed="0" w:uiPriority="0" w:semiHidden="0" w:name="Table Simple 1"/>
     <w:lsdException w:unhideWhenUsed="0" w:uiPriority="0" w:semiHidden="0" w:name="Table Simple 2"/>
@@ -458,11 +851,13 @@
   <w:style w:type="character" w:default="1" w:styleId="3">
     <w:name w:val="Default Paragraph Font"/>
     <w:semiHidden/>
+    <w:qFormat/>
     <w:uiPriority w:val="0"/>
   </w:style>
   <w:style w:type="table" w:default="1" w:styleId="2">
     <w:name w:val="Normal Table"/>
     <w:semiHidden/>
+    <w:qFormat/>
     <w:uiPriority w:val="0"/>
     <w:tblPr>
       <w:tblCellMar>

--- a/Graduate-Paper/Proposal/主要研究内容-1.docx
+++ b/Graduate-Paper/Proposal/主要研究内容-1.docx
@@ -152,13 +152,14 @@
           <w:lang w:eastAsia="zh-CN"/>
         </w:rPr>
       </w:pPr>
-      <w:r>
+    </w:p>
+    <w:p>
+      <w:pPr>
         <w:rPr>
           <w:rFonts w:hint="eastAsia"/>
           <w:lang w:eastAsia="zh-CN"/>
         </w:rPr>
-        <w:t>、</w:t>
-      </w:r>
+      </w:pPr>
     </w:p>
     <w:p>
       <w:pPr>
@@ -183,70 +184,69 @@
           <w:lang w:eastAsia="zh-CN"/>
         </w:rPr>
       </w:pPr>
+    </w:p>
+    <w:p>
+      <w:pPr>
+        <w:rPr>
+          <w:rFonts w:hint="eastAsia"/>
+          <w:lang w:eastAsia="zh-CN"/>
+        </w:rPr>
+      </w:pPr>
+    </w:p>
+    <w:p>
+      <w:pPr>
+        <w:rPr>
+          <w:rFonts w:hint="eastAsia"/>
+          <w:lang w:eastAsia="zh-CN"/>
+        </w:rPr>
+      </w:pPr>
+    </w:p>
+    <w:p>
+      <w:pPr>
+        <w:rPr>
+          <w:rFonts w:hint="eastAsia"/>
+          <w:lang w:eastAsia="zh-CN"/>
+        </w:rPr>
+      </w:pPr>
+    </w:p>
+    <w:p>
+      <w:pPr>
+        <w:spacing w:line="360" w:lineRule="auto"/>
+        <w:ind w:firstLine="420"/>
+        <w:rPr>
+          <w:sz w:val="24"/>
+        </w:rPr>
+      </w:pPr>
+      <w:r>
+        <w:rPr>
+          <w:rFonts w:hint="eastAsia"/>
+          <w:sz w:val="24"/>
+        </w:rPr>
+        <w:t>尽管目前许多工作提出新型授权框架或者授权协议，但这些工作主要集中在</w:t>
+      </w:r>
+      <w:r>
+        <w:rPr>
+          <w:rFonts w:hint="eastAsia"/>
+          <w:sz w:val="24"/>
+          <w:lang w:val="en-US" w:eastAsia="zh-CN"/>
+        </w:rPr>
+        <w:t>智能体间委托授权以及实时授权评估，</w:t>
+      </w:r>
+      <w:r>
+        <w:rPr>
+          <w:rFonts w:hint="eastAsia"/>
+          <w:sz w:val="24"/>
+        </w:rPr>
+        <w:t>并未注意到目前智能体任务的复杂性、不能适配新型智能体任务执行的自主性。首</w:t>
+      </w:r>
       <w:bookmarkStart w:id="0" w:name="_GoBack"/>
       <w:bookmarkEnd w:id="0"/>
-    </w:p>
-    <w:p>
-      <w:pPr>
-        <w:rPr>
-          <w:rFonts w:hint="eastAsia"/>
-          <w:lang w:eastAsia="zh-CN"/>
-        </w:rPr>
-      </w:pPr>
-    </w:p>
-    <w:p>
-      <w:pPr>
-        <w:rPr>
-          <w:rFonts w:hint="eastAsia"/>
-          <w:lang w:eastAsia="zh-CN"/>
-        </w:rPr>
-      </w:pPr>
-    </w:p>
-    <w:p>
-      <w:pPr>
-        <w:rPr>
-          <w:rFonts w:hint="eastAsia"/>
-          <w:lang w:eastAsia="zh-CN"/>
-        </w:rPr>
-      </w:pPr>
-    </w:p>
-    <w:p>
-      <w:pPr>
-        <w:rPr>
-          <w:rFonts w:hint="eastAsia"/>
-          <w:lang w:eastAsia="zh-CN"/>
-        </w:rPr>
-      </w:pPr>
-    </w:p>
-    <w:p>
-      <w:pPr>
-        <w:spacing w:line="360" w:lineRule="auto"/>
-        <w:ind w:firstLine="420"/>
-        <w:rPr>
-          <w:sz w:val="24"/>
-        </w:rPr>
-      </w:pPr>
-      <w:r>
-        <w:rPr>
-          <w:rFonts w:hint="eastAsia"/>
-          <w:sz w:val="24"/>
-        </w:rPr>
-        <w:t>尽管目前许多工作提出新型授权框架或者授权协议，但这些工作主要集中在</w:t>
-      </w:r>
-      <w:r>
-        <w:rPr>
-          <w:rFonts w:hint="eastAsia"/>
-          <w:sz w:val="24"/>
-          <w:lang w:val="en-US" w:eastAsia="zh-CN"/>
-        </w:rPr>
-        <w:t>智能体间委托授权以及实时授权评估，</w:t>
-      </w:r>
-      <w:r>
-        <w:rPr>
-          <w:rFonts w:hint="eastAsia"/>
-          <w:sz w:val="24"/>
-        </w:rPr>
-        <w:t>并未注意到目前智能体任务的复杂性、不能适配新型智能体任务执行的自主性。首先，</w:t>
+      <w:r>
+        <w:rPr>
+          <w:rFonts w:hint="eastAsia"/>
+          <w:sz w:val="24"/>
+        </w:rPr>
+        <w:t>先，</w:t>
       </w:r>
       <w:r>
         <w:rPr>
